--- a/PRP申請書類 自動転記ツール/99_data/テンプレート/2種関節系PRP/8 特定細胞加工物概要書（2種）2026.docx
+++ b/PRP申請書類 自動転記ツール/99_data/テンプレート/2種関節系PRP/8 特定細胞加工物概要書（2種）2026.docx
@@ -531,7 +531,27 @@
           <w:szCs w:val="32"/>
           <w:u w:val="single"/>
         </w:rPr>
-        <w:t>開設者（診療所開設届上）※医療法人でない場合</w:t>
+        <w:t>管理者（院長</w:t>
+      </w:r>
+      <w:r>
+        <w:rPr>
+          <w:rFonts w:ascii="Times New Roman" w:hAnsi="Times New Roman" w:cs="Times New Roman" w:hint="eastAsia"/>
+          <w:color w:val="00B050"/>
+          <w:sz w:val="32"/>
+          <w:szCs w:val="32"/>
+          <w:u w:val="single"/>
+        </w:rPr>
+        <w:t>/</w:t>
+      </w:r>
+      <w:r>
+        <w:rPr>
+          <w:rFonts w:ascii="Times New Roman" w:hAnsi="Times New Roman" w:cs="Times New Roman" w:hint="eastAsia"/>
+          <w:color w:val="00B050"/>
+          <w:sz w:val="32"/>
+          <w:szCs w:val="32"/>
+          <w:u w:val="single"/>
+        </w:rPr>
+        <w:t>病院長）</w:t>
       </w:r>
       <w:r>
         <w:rPr>
@@ -4664,6 +4684,13 @@
               </w:rPr>
               <w:t>}}</w:t>
             </w:r>
+            <w:r>
+              <w:rPr>
+                <w:rFonts w:hint="eastAsia"/>
+                <w:color w:val="00B050"/>
+              </w:rPr>
+              <w:br/>
+            </w:r>
           </w:p>
           <w:p>
             <w:pPr>
@@ -4725,6 +4752,12 @@
             </w:pPr>
             <w:r>
               <w:rPr>
+                <w:color w:val="00B050"/>
+              </w:rPr>
+              <w:br/>
+            </w:r>
+            <w:r>
+              <w:rPr>
                 <w:rFonts w:hint="eastAsia"/>
                 <w:color w:val="00B050"/>
               </w:rPr>
@@ -4966,10 +4999,15 @@
             </w:pPr>
             <w:r>
               <w:rPr>
+                <w:color w:val="00B050"/>
+              </w:rPr>
+              <w:br/>
+            </w:r>
+            <w:r>
+              <w:rPr>
                 <w:rFonts w:hint="eastAsia"/>
                 <w:color w:val="00B050"/>
               </w:rPr>
-              <w:lastRenderedPageBreak/>
               <w:t>②</w:t>
             </w:r>
             <w:r>
@@ -5015,6 +5053,14 @@
                 <w:shd w:val="clear" w:color="auto" w:fill="FFFFFF"/>
               </w:rPr>
             </w:pPr>
+            <w:r>
+              <w:rPr>
+                <w:color w:val="00B050"/>
+              </w:rPr>
+              <w:br/>
+            </w:r>
+            <w:bookmarkStart w:id="0" w:name="_GoBack"/>
+            <w:bookmarkEnd w:id="0"/>
             <w:r>
               <w:rPr>
                 <w:rFonts w:hint="eastAsia"/>
@@ -5095,15 +5141,7 @@
               <w:rPr>
                 <w:rFonts w:ascii="Times New Roman" w:hAnsi="Times New Roman" w:cs="Times New Roman"/>
               </w:rPr>
-              <w:t>品質</w:t>
-            </w:r>
-            <w:bookmarkStart w:id="0" w:name="_GoBack"/>
-            <w:bookmarkEnd w:id="0"/>
-            <w:r>
-              <w:rPr>
-                <w:rFonts w:ascii="Times New Roman" w:hAnsi="Times New Roman" w:cs="Times New Roman"/>
-              </w:rPr>
-              <w:t>管理</w:t>
+              <w:t>品質管理</w:t>
             </w:r>
           </w:p>
         </w:tc>
@@ -7106,6 +7144,7 @@
               <w:rPr>
                 <w:rFonts w:ascii="Times New Roman" w:hAnsi="Times New Roman" w:cs="Times New Roman"/>
               </w:rPr>
+              <w:lastRenderedPageBreak/>
               <w:t>ただし、検査に逸脱した場合は、</w:t>
             </w:r>
             <w:r>
@@ -7145,6 +7184,7 @@
                 <w:sz w:val="18"/>
                 <w:szCs w:val="18"/>
               </w:rPr>
+              <w:lastRenderedPageBreak/>
               <w:t>(</w:t>
             </w:r>
             <w:r>
@@ -7295,14 +7335,7 @@
               <w:rPr>
                 <w:rFonts w:ascii="Times New Roman" w:hAnsi="Times New Roman" w:cs="Times New Roman"/>
               </w:rPr>
-              <w:t>表示内</w:t>
-            </w:r>
-            <w:r>
-              <w:rPr>
-                <w:rFonts w:ascii="Times New Roman" w:hAnsi="Times New Roman" w:cs="Times New Roman"/>
-              </w:rPr>
-              <w:lastRenderedPageBreak/>
-              <w:t>容</w:t>
+              <w:t>表示内容</w:t>
             </w:r>
           </w:p>
         </w:tc>
@@ -7321,7 +7354,6 @@
               <w:rPr>
                 <w:rFonts w:ascii="Times New Roman" w:hAnsi="Times New Roman" w:cs="Times New Roman"/>
               </w:rPr>
-              <w:lastRenderedPageBreak/>
               <w:t>患者</w:t>
             </w:r>
             <w:r>
@@ -7366,7 +7398,6 @@
                 <w:sz w:val="18"/>
                 <w:szCs w:val="18"/>
               </w:rPr>
-              <w:lastRenderedPageBreak/>
               <w:t>(</w:t>
             </w:r>
             <w:r>
@@ -12052,7 +12083,7 @@
 </file>
 
 <file path=customXml/itemProps4.xml><?xml version="1.0" encoding="utf-8"?>
-<ds:datastoreItem xmlns:ds="http://schemas.openxmlformats.org/officeDocument/2006/customXml" ds:itemID="{0089CF81-E3A4-482E-9AE6-EB0D0A120D97}">
+<ds:datastoreItem xmlns:ds="http://schemas.openxmlformats.org/officeDocument/2006/customXml" ds:itemID="{996AFAB8-EE5C-454C-82A0-97BDFB7AE27C}">
   <ds:schemaRefs>
     <ds:schemaRef ds:uri="http://schemas.openxmlformats.org/officeDocument/2006/bibliography"/>
   </ds:schemaRefs>
